--- a/courts/eighth-circuit/south-dakota/state/supreme-court/motion-brief/usage/OUTPUT-motion-brief.docx
+++ b/courts/eighth-circuit/south-dakota/state/supreme-court/motion-brief/usage/OUTPUT-motion-brief.docx
@@ -2012,6 +2012,7 @@
     <w:unhideWhenUsed/>
     <w:qFormat/>
     <w:pPr>
+      <w:keepLines/>
       <w:spacing w:before="0" w:after="140" w:line="276" w:lineRule="exact"/>
     </w:pPr>
     <w:rPr>
@@ -2262,6 +2263,33 @@
     <w:pPr>
       <w:spacing w:before="0" w:after="0" w:line="276" w:lineRule="exact"/>
       <w:ind w:left="2160" w:hanging="720"/>
+    </w:pPr>
+  </w:style>
+  <w:style w:type="paragraph" w:customStyle="1" w:styleId="XdQuoteList1">
+    <w:name w:val="Xd Quote List 1"/>
+    <w:basedOn w:val="Normal"/>
+    <w:qFormat/>
+    <w:pPr>
+      <w:spacing w:before="0" w:after="0" w:line="276" w:lineRule="exact"/>
+      <w:ind w:left="1440" w:right="720" w:hanging="720"/>
+    </w:pPr>
+  </w:style>
+  <w:style w:type="paragraph" w:customStyle="1" w:styleId="XdQuoteList2">
+    <w:name w:val="Xd Quote List 2"/>
+    <w:basedOn w:val="Normal"/>
+    <w:qFormat/>
+    <w:pPr>
+      <w:spacing w:before="0" w:after="0" w:line="276" w:lineRule="exact"/>
+      <w:ind w:left="2160" w:right="720" w:hanging="720"/>
+    </w:pPr>
+  </w:style>
+  <w:style w:type="paragraph" w:customStyle="1" w:styleId="XdQuoteList3">
+    <w:name w:val="Xd Quote List 3"/>
+    <w:basedOn w:val="Normal"/>
+    <w:qFormat/>
+    <w:pPr>
+      <w:spacing w:before="0" w:after="0" w:line="276" w:lineRule="exact"/>
+      <w:ind w:left="2880" w:right="720" w:hanging="720"/>
     </w:pPr>
   </w:style>
   <w:style w:type="paragraph" w:customStyle="1" w:styleId="XdList1">

--- a/courts/eighth-circuit/south-dakota/state/supreme-court/motion-brief/usage/OUTPUT-motion-brief.docx
+++ b/courts/eighth-circuit/south-dakota/state/supreme-court/motion-brief/usage/OUTPUT-motion-brief.docx
@@ -515,19 +515,7 @@
         <w:pStyle w:val="BodyText"/>
       </w:pPr>
       <w:r>
-        <w:t xml:space="preserve">Appellees Crowned Ridge Wind, LLC and South Dakota Public Utilities Commission Staff hereby move for leave to correct clerical error pursuant to SDCL 15</w:t>
-      </w:r>
-      <w:r>
-        <w:noBreakHyphen/>
-      </w:r>
-      <w:r>
-        <w:t xml:space="preserve">6</w:t>
-      </w:r>
-      <w:r>
-        <w:noBreakHyphen/>
-      </w:r>
-      <w:r>
-        <w:t xml:space="preserve">60(a). In support of this motion, Appellees state:</w:t>
+        <w:t xml:space="preserve">Appellees Crowned Ridge Wind, LLC and South Dakota Public Utilities Commission Staff hereby move for leave to correct clerical error pursuant to SDCL 15-⁠6-⁠60(a). In support of this motion, Appellees state:</w:t>
       </w:r>
     </w:p>
     <w:p>
@@ -541,13 +529,7 @@
         <w:tab/>
       </w:r>
       <w:r>
-        <w:t xml:space="preserve">This appeal originates from a docket before the South Dakota Public Utilities Commission docketed as EL19</w:t>
-      </w:r>
-      <w:r>
-        <w:noBreakHyphen/>
-      </w:r>
-      <w:r>
-        <w:t xml:space="preserve">003.</w:t>
+        <w:t xml:space="preserve">This appeal originates from a docket before the South Dakota Public Utilities Commission docketed as EL19-⁠003.</w:t>
       </w:r>
     </w:p>
     <w:p>
@@ -561,13 +543,7 @@
         <w:tab/>
       </w:r>
       <w:r>
-        <w:t xml:space="preserve">Throughout its Memorandum Opinion and Order Affirming Decision, the Circuit Court incorrectly listed the docket number as EL18</w:t>
-      </w:r>
-      <w:r>
-        <w:noBreakHyphen/>
-      </w:r>
-      <w:r>
-        <w:t xml:space="preserve">003.</w:t>
+        <w:t xml:space="preserve">Throughout its Memorandum Opinion and Order Affirming Decision, the Circuit Court incorrectly listed the docket number as EL18-⁠003.</w:t>
       </w:r>
     </w:p>
     <w:p>
@@ -617,19 +593,7 @@
         <w:pStyle w:val="BodyText"/>
       </w:pPr>
       <w:r>
-        <w:t xml:space="preserve">SDCL 15</w:t>
-      </w:r>
-      <w:r>
-        <w:noBreakHyphen/>
-      </w:r>
-      <w:r>
-        <w:t xml:space="preserve">6</w:t>
-      </w:r>
-      <w:r>
-        <w:noBreakHyphen/>
-      </w:r>
-      <w:r>
-        <w:t xml:space="preserve">60(a) provides</w:t>
+        <w:t xml:space="preserve">SDCL 15-⁠6-⁠60(a) provides</w:t>
       </w:r>
     </w:p>
     <w:p>
@@ -883,9 +847,7 @@
               <w:t xml:space="preserve"> </w:t>
             </w:r>
             <w:r>
-              <w:t xml:space="preserve">(605)773</w:t>
-              <w:noBreakHyphen/>
-              <w:t xml:space="preserve">3201</w:t>
+              <w:t xml:space="preserve">(605)773-⁠3201</w:t>
             </w:r>
           </w:p>
           <w:p>
@@ -1078,11 +1040,7 @@
               <w:jc w:val="left"/>
             </w:pPr>
             <w:r>
-              <w:t xml:space="preserve">605</w:t>
-              <w:noBreakHyphen/>
-              <w:t xml:space="preserve">332</w:t>
-              <w:noBreakHyphen/>
-              <w:t xml:space="preserve">5999</w:t>
+              <w:t xml:space="preserve">605-⁠332-⁠5999</w:t>
             </w:r>
           </w:p>
           <w:p>
@@ -1263,25 +1221,13 @@
         <w:br/>
       </w:r>
       <w:r>
-        <w:t xml:space="preserve">Sioux Falls, SD 57109</w:t>
-      </w:r>
-      <w:r>
-        <w:noBreakHyphen/>
-      </w:r>
-      <w:r>
-        <w:t xml:space="preserve">0748</w:t>
+        <w:t xml:space="preserve">Sioux Falls, SD 57109-⁠0748</w:t>
       </w:r>
       <w:r>
         <w:br/>
       </w:r>
       <w:r>
-        <w:t xml:space="preserve">Telephone: (605) 271</w:t>
-      </w:r>
-      <w:r>
-        <w:noBreakHyphen/>
-      </w:r>
-      <w:r>
-        <w:t xml:space="preserve">9006</w:t>
+        <w:t xml:space="preserve">Telephone: (605) 271-⁠9006</w:t>
       </w:r>
       <w:r>
         <w:br/>
@@ -2013,7 +1959,7 @@
     <w:qFormat/>
     <w:pPr>
       <w:keepLines/>
-      <w:spacing w:before="0" w:after="140" w:line="276" w:lineRule="exact"/>
+      <w:spacing w:before="46" w:after="140" w:line="276" w:lineRule="exact"/>
     </w:pPr>
     <w:rPr>
       <w:sz w:val="24"/>
